--- a/thesis/qmd/src/masters-thesis.docx
+++ b/thesis/qmd/src/masters-thesis.docx
@@ -23,7 +23,7 @@
         <w:pStyle w:val="Date"/>
       </w:pPr>
       <w:r>
-        <w:t xml:space="preserve">April 26, 2026 13:18 UTC</w:t>
+        <w:t xml:space="preserve">April 26, 2026 13:24 UTC</w:t>
       </w:r>
     </w:p>
     <w:bookmarkStart w:id="15" w:name="introduction-verified"/>

--- a/thesis/qmd/src/masters-thesis.docx
+++ b/thesis/qmd/src/masters-thesis.docx
@@ -23,7 +23,7 @@
         <w:pStyle w:val="Date"/>
       </w:pPr>
       <w:r>
-        <w:t xml:space="preserve">April 26, 2026 13:24 UTC</w:t>
+        <w:t xml:space="preserve">April 26, 2026 13:30 UTC</w:t>
       </w:r>
     </w:p>
     <w:bookmarkStart w:id="15" w:name="introduction-verified"/>

--- a/thesis/qmd/src/masters-thesis.docx
+++ b/thesis/qmd/src/masters-thesis.docx
@@ -23,7 +23,7 @@
         <w:pStyle w:val="Date"/>
       </w:pPr>
       <w:r>
-        <w:t xml:space="preserve">April 26, 2026 13:30 UTC</w:t>
+        <w:t xml:space="preserve">April 26, 2026 13:58 UTC</w:t>
       </w:r>
     </w:p>
     <w:bookmarkStart w:id="15" w:name="introduction-verified"/>

--- a/thesis/qmd/src/masters-thesis.docx
+++ b/thesis/qmd/src/masters-thesis.docx
@@ -23,7 +23,7 @@
         <w:pStyle w:val="Date"/>
       </w:pPr>
       <w:r>
-        <w:t xml:space="preserve">April 26, 2026 13:58 UTC</w:t>
+        <w:t xml:space="preserve">April 26, 2026 14:01 UTC</w:t>
       </w:r>
     </w:p>
     <w:bookmarkStart w:id="15" w:name="introduction-verified"/>

--- a/thesis/qmd/src/masters-thesis.docx
+++ b/thesis/qmd/src/masters-thesis.docx
@@ -23,7 +23,7 @@
         <w:pStyle w:val="Date"/>
       </w:pPr>
       <w:r>
-        <w:t xml:space="preserve">April 26, 2026 14:01 UTC</w:t>
+        <w:t xml:space="preserve">April 26, 2026 14:02 UTC</w:t>
       </w:r>
     </w:p>
     <w:bookmarkStart w:id="15" w:name="introduction-verified"/>

--- a/thesis/qmd/src/masters-thesis.docx
+++ b/thesis/qmd/src/masters-thesis.docx
@@ -23,7 +23,7 @@
         <w:pStyle w:val="Date"/>
       </w:pPr>
       <w:r>
-        <w:t xml:space="preserve">April 26, 2026 14:02 UTC</w:t>
+        <w:t xml:space="preserve">April 26, 2026 14:04 UTC</w:t>
       </w:r>
     </w:p>
     <w:bookmarkStart w:id="15" w:name="introduction-verified"/>

--- a/thesis/qmd/src/masters-thesis.docx
+++ b/thesis/qmd/src/masters-thesis.docx
@@ -23,7 +23,7 @@
         <w:pStyle w:val="Date"/>
       </w:pPr>
       <w:r>
-        <w:t xml:space="preserve">April 26, 2026 14:04 UTC</w:t>
+        <w:t xml:space="preserve">April 26, 2026 14:08 UTC</w:t>
       </w:r>
     </w:p>
     <w:bookmarkStart w:id="15" w:name="introduction-verified"/>

--- a/thesis/qmd/src/masters-thesis.docx
+++ b/thesis/qmd/src/masters-thesis.docx
@@ -23,7 +23,7 @@
         <w:pStyle w:val="Date"/>
       </w:pPr>
       <w:r>
-        <w:t xml:space="preserve">April 26, 2026 14:08 UTC</w:t>
+        <w:t xml:space="preserve">April 26, 2026 14:16 UTC</w:t>
       </w:r>
     </w:p>
     <w:bookmarkStart w:id="15" w:name="introduction-verified"/>

--- a/thesis/qmd/src/masters-thesis.docx
+++ b/thesis/qmd/src/masters-thesis.docx
@@ -23,7 +23,7 @@
         <w:pStyle w:val="Date"/>
       </w:pPr>
       <w:r>
-        <w:t xml:space="preserve">April 26, 2026 14:16 UTC</w:t>
+        <w:t xml:space="preserve">April 26, 2026 14:19 UTC</w:t>
       </w:r>
     </w:p>
     <w:bookmarkStart w:id="15" w:name="introduction-verified"/>
